--- a/Documentation/QA PLAN & STRATEGY/Epic001 - Plan& Strategy of Tests.docx
+++ b/Documentation/QA PLAN & STRATEGY/Epic001 - Plan& Strategy of Tests.docx
@@ -1736,6 +1736,11 @@
         </w:rPr>
         <w:t xml:space="preserve">Exploratory tests for login and logout</w:t>
       </w:r>
+      <w:r>
+        <w:rPr>
+          <w:rtl w:val="0"/>
+        </w:rPr>
+      </w:r>
     </w:p>
     <w:p>
       <w:pPr>
@@ -1754,6 +1759,11 @@
         </w:rPr>
         <w:t xml:space="preserve">Access all pages logged in</w:t>
       </w:r>
+      <w:r>
+        <w:rPr>
+          <w:rtl w:val="0"/>
+        </w:rPr>
+      </w:r>
     </w:p>
     <w:p>
       <w:pPr>
@@ -1771,6 +1781,11 @@
           <w:rtl w:val="0"/>
         </w:rPr>
         <w:t xml:space="preserve">Try access all pages Logged out</w:t>
+      </w:r>
+      <w:r>
+        <w:rPr>
+          <w:rtl w:val="0"/>
+        </w:rPr>
       </w:r>
     </w:p>
     <w:p>
@@ -2629,6 +2644,199 @@
           </w:p>
         </w:tc>
       </w:tr>
+      <w:tr>
+        <w:trPr>
+          <w:cantSplit w:val="0"/>
+          <w:tblHeader w:val="0"/>
+        </w:trPr>
+        <w:tc>
+          <w:tcPr/>
+          <w:p>
+            <w:pPr>
+              <w:rPr/>
+            </w:pPr>
+            <w:r>
+              <w:rPr>
+                <w:rtl w:val="0"/>
+              </w:rPr>
+            </w:r>
+          </w:p>
+        </w:tc>
+        <w:tc>
+          <w:tcPr/>
+          <w:p>
+            <w:pPr>
+              <w:rPr/>
+            </w:pPr>
+            <w:r>
+              <w:rPr>
+                <w:rtl w:val="0"/>
+              </w:rPr>
+              <w:t xml:space="preserve">Valid Login as Psychologist</w:t>
+            </w:r>
+          </w:p>
+        </w:tc>
+        <w:tc>
+          <w:tcPr/>
+          <w:p>
+            <w:pPr>
+              <w:rPr/>
+            </w:pPr>
+            <w:r>
+              <w:rPr>
+                <w:rtl w:val="0"/>
+              </w:rPr>
+              <w:t xml:space="preserve">Success Login</w:t>
+            </w:r>
+          </w:p>
+        </w:tc>
+        <w:tc>
+          <w:tcPr/>
+          <w:p>
+            <w:pPr>
+              <w:rPr/>
+            </w:pPr>
+            <w:r>
+              <w:rPr>
+                <w:rtl w:val="0"/>
+              </w:rPr>
+              <w:t xml:space="preserve">API</w:t>
+            </w:r>
+          </w:p>
+        </w:tc>
+      </w:tr>
+      <w:tr>
+        <w:trPr>
+          <w:cantSplit w:val="0"/>
+          <w:tblHeader w:val="0"/>
+        </w:trPr>
+        <w:tc>
+          <w:tcPr/>
+          <w:p>
+            <w:pPr>
+              <w:rPr/>
+            </w:pPr>
+            <w:r>
+              <w:rPr>
+                <w:rtl w:val="0"/>
+              </w:rPr>
+            </w:r>
+          </w:p>
+        </w:tc>
+        <w:tc>
+          <w:tcPr/>
+          <w:p>
+            <w:pPr>
+              <w:rPr/>
+            </w:pPr>
+            <w:r>
+              <w:rPr>
+                <w:rtl w:val="0"/>
+              </w:rPr>
+              <w:t xml:space="preserve">Invalid Username to Login as Psychologist</w:t>
+            </w:r>
+          </w:p>
+        </w:tc>
+        <w:tc>
+          <w:tcPr/>
+          <w:p>
+            <w:pPr>
+              <w:rPr/>
+            </w:pPr>
+            <w:r>
+              <w:rPr>
+                <w:rtl w:val="0"/>
+              </w:rPr>
+              <w:t xml:space="preserve">Failed Login</w:t>
+            </w:r>
+          </w:p>
+        </w:tc>
+        <w:tc>
+          <w:tcPr/>
+          <w:p>
+            <w:pPr>
+              <w:rPr/>
+            </w:pPr>
+            <w:r>
+              <w:rPr>
+                <w:rtl w:val="0"/>
+              </w:rPr>
+              <w:t xml:space="preserve">API</w:t>
+            </w:r>
+          </w:p>
+        </w:tc>
+      </w:tr>
+      <w:tr>
+        <w:trPr>
+          <w:cantSplit w:val="0"/>
+          <w:tblHeader w:val="0"/>
+        </w:trPr>
+        <w:tc>
+          <w:tcPr/>
+          <w:p>
+            <w:pPr>
+              <w:rPr/>
+            </w:pPr>
+            <w:r>
+              <w:rPr>
+                <w:rtl w:val="0"/>
+              </w:rPr>
+            </w:r>
+          </w:p>
+        </w:tc>
+        <w:tc>
+          <w:tcPr/>
+          <w:p>
+            <w:pPr>
+              <w:rPr/>
+            </w:pPr>
+            <w:r>
+              <w:rPr>
+                <w:rtl w:val="0"/>
+              </w:rPr>
+              <w:t xml:space="preserve">Invalid password to Login as Psychologist</w:t>
+            </w:r>
+          </w:p>
+        </w:tc>
+        <w:tc>
+          <w:tcPr/>
+          <w:p>
+            <w:pPr>
+              <w:rPr/>
+            </w:pPr>
+            <w:r>
+              <w:rPr>
+                <w:rtl w:val="0"/>
+              </w:rPr>
+              <w:t xml:space="preserve">Failed Login</w:t>
+            </w:r>
+          </w:p>
+        </w:tc>
+        <w:tc>
+          <w:tcPr/>
+          <w:p>
+            <w:pPr>
+              <w:rPr/>
+            </w:pPr>
+            <w:r>
+              <w:rPr>
+                <w:rtl w:val="0"/>
+              </w:rPr>
+              <w:t xml:space="preserve">API</w:t>
+            </w:r>
+          </w:p>
+          <w:p>
+            <w:pPr>
+              <w:rPr/>
+            </w:pPr>
+            <w:r>
+              <w:rPr>
+                <w:rtl w:val="0"/>
+              </w:rPr>
+            </w:r>
+          </w:p>
+        </w:tc>
+      </w:tr>
     </w:tbl>
     <w:p>
       <w:pPr>
@@ -2827,6 +3035,20 @@
               <w:rPr>
                 <w:rtl w:val="0"/>
               </w:rPr>
+              <w:t xml:space="preserve">string</w:t>
+            </w:r>
+          </w:p>
+        </w:tc>
+        <w:tc>
+          <w:tcPr/>
+          <w:p>
+            <w:pPr>
+              <w:rPr/>
+            </w:pPr>
+            <w:r>
+              <w:rPr>
+                <w:rtl w:val="0"/>
+              </w:rPr>
               <w:t xml:space="preserve">username</w:t>
             </w:r>
           </w:p>
@@ -2841,7 +3063,57 @@
               <w:rPr>
                 <w:rtl w:val="0"/>
               </w:rPr>
-              <w:t xml:space="preserve">qa</w:t>
+            </w:r>
+          </w:p>
+        </w:tc>
+      </w:tr>
+      <w:tr>
+        <w:trPr>
+          <w:cantSplit w:val="0"/>
+          <w:tblHeader w:val="0"/>
+        </w:trPr>
+        <w:tc>
+          <w:tcPr/>
+          <w:p>
+            <w:pPr>
+              <w:rPr>
+                <w:b w:val="0"/>
+              </w:rPr>
+            </w:pPr>
+            <w:r>
+              <w:rPr>
+                <w:b w:val="0"/>
+                <w:rtl w:val="0"/>
+              </w:rPr>
+              <w:t xml:space="preserve">123</w:t>
+            </w:r>
+          </w:p>
+        </w:tc>
+        <w:tc>
+          <w:tcPr/>
+          <w:p>
+            <w:pPr>
+              <w:rPr/>
+            </w:pPr>
+            <w:r>
+              <w:rPr>
+                <w:rtl w:val="0"/>
+              </w:rPr>
+              <w:t xml:space="preserve">string</w:t>
+            </w:r>
+          </w:p>
+        </w:tc>
+        <w:tc>
+          <w:tcPr/>
+          <w:p>
+            <w:pPr>
+              <w:rPr/>
+            </w:pPr>
+            <w:r>
+              <w:rPr>
+                <w:rtl w:val="0"/>
+              </w:rPr>
+              <w:t xml:space="preserve">password</w:t>
             </w:r>
           </w:p>
         </w:tc>
@@ -3070,19 +3342,21 @@
               <w:rPr>
                 <w:rtl w:val="0"/>
               </w:rPr>
-            </w:r>
-          </w:p>
-        </w:tc>
-        <w:tc>
-          <w:tcPr/>
-          <w:p>
-            <w:pPr>
-              <w:rPr/>
-            </w:pPr>
-            <w:r>
-              <w:rPr>
-                <w:rtl w:val="0"/>
-              </w:rPr>
+              <w:t xml:space="preserve">There’s a Arrow button of the system’s left side menu on the login page which should not be present</w:t>
+            </w:r>
+          </w:p>
+        </w:tc>
+        <w:tc>
+          <w:tcPr/>
+          <w:p>
+            <w:pPr>
+              <w:rPr/>
+            </w:pPr>
+            <w:r>
+              <w:rPr>
+                <w:rtl w:val="0"/>
+              </w:rPr>
+              <w:t xml:space="preserve">web</w:t>
             </w:r>
           </w:p>
         </w:tc>
@@ -3166,7 +3440,6 @@
     <w:pPr>
       <w:keepNext w:val="0"/>
       <w:keepLines w:val="0"/>
-      <w:pageBreakBefore w:val="0"/>
       <w:widowControl w:val="1"/>
       <w:pBdr>
         <w:top w:space="0" w:sz="0" w:val="nil"/>
@@ -3219,7 +3492,6 @@
     <w:pPr>
       <w:keepNext w:val="0"/>
       <w:keepLines w:val="0"/>
-      <w:pageBreakBefore w:val="0"/>
       <w:widowControl w:val="1"/>
       <w:pBdr>
         <w:top w:space="0" w:sz="0" w:val="nil"/>
@@ -3277,7 +3549,6 @@
     <w:pPr>
       <w:keepNext w:val="0"/>
       <w:keepLines w:val="0"/>
-      <w:pageBreakBefore w:val="0"/>
       <w:widowControl w:val="1"/>
       <w:pBdr>
         <w:top w:space="0" w:sz="0" w:val="nil"/>
@@ -3330,7 +3601,6 @@
     <w:pPr>
       <w:keepNext w:val="0"/>
       <w:keepLines w:val="0"/>
-      <w:pageBreakBefore w:val="0"/>
       <w:widowControl w:val="1"/>
       <w:pBdr>
         <w:top w:space="0" w:sz="0" w:val="nil"/>
@@ -3621,6 +3891,12 @@
       <w:sz w:val="56"/>
       <w:szCs w:val="56"/>
     </w:rPr>
+  </w:style>
+  <w:style w:type="paragraph" w:styleId="Normal" w:default="1">
+    <w:name w:val="normal"/>
+  </w:style>
+  <w:style w:type="table" w:styleId="TableNormal" w:default="1">
+    <w:name w:val="TableNormal"/>
   </w:style>
   <w:style w:type="paragraph" w:styleId="Heading7">
     <w:name w:val="heading 7"/>
@@ -4118,6 +4394,350 @@
         <w:b w:val="1"/>
         <w:bCs w:val="1"/>
       </w:rPr>
+    </w:tblStylePr>
+  </w:style>
+  <w:style w:type="table" w:styleId="Table1">
+    <w:basedOn w:val="TableNormal"/>
+    <w:tblPr>
+      <w:tblStyleRowBandSize w:val="1"/>
+      <w:tblStyleColBandSize w:val="1"/>
+      <w:tblCellMar>
+        <w:top w:w="0.0" w:type="dxa"/>
+        <w:left w:w="108.0" w:type="dxa"/>
+        <w:bottom w:w="0.0" w:type="dxa"/>
+        <w:right w:w="108.0" w:type="dxa"/>
+      </w:tblCellMar>
+    </w:tblPr>
+    <w:tblStylePr w:type="firstCol">
+      <w:rPr>
+        <w:b w:val="1"/>
+      </w:rPr>
+    </w:tblStylePr>
+    <w:tblStylePr w:type="firstRow">
+      <w:rPr>
+        <w:b w:val="1"/>
+      </w:rPr>
+      <w:tcPr>
+        <w:tcBorders>
+          <w:bottom w:color="666666" w:space="0" w:sz="12" w:val="single"/>
+        </w:tcBorders>
+      </w:tcPr>
+    </w:tblStylePr>
+    <w:tblStylePr w:type="lastCol">
+      <w:rPr>
+        <w:b w:val="1"/>
+      </w:rPr>
+    </w:tblStylePr>
+    <w:tblStylePr w:type="lastRow">
+      <w:rPr>
+        <w:b w:val="1"/>
+      </w:rPr>
+      <w:tcPr>
+        <w:tcBorders>
+          <w:top w:color="666666" w:space="0" w:sz="4" w:val="single"/>
+        </w:tcBorders>
+      </w:tcPr>
+    </w:tblStylePr>
+  </w:style>
+  <w:style w:type="table" w:styleId="Table2">
+    <w:basedOn w:val="TableNormal"/>
+    <w:tblPr>
+      <w:tblStyleRowBandSize w:val="1"/>
+      <w:tblStyleColBandSize w:val="1"/>
+      <w:tblCellMar>
+        <w:top w:w="0.0" w:type="dxa"/>
+        <w:left w:w="108.0" w:type="dxa"/>
+        <w:bottom w:w="0.0" w:type="dxa"/>
+        <w:right w:w="108.0" w:type="dxa"/>
+      </w:tblCellMar>
+    </w:tblPr>
+    <w:tblStylePr w:type="firstCol">
+      <w:rPr>
+        <w:b w:val="1"/>
+      </w:rPr>
+    </w:tblStylePr>
+    <w:tblStylePr w:type="firstRow">
+      <w:rPr>
+        <w:b w:val="1"/>
+      </w:rPr>
+      <w:tcPr>
+        <w:tcBorders>
+          <w:bottom w:color="666666" w:space="0" w:sz="12" w:val="single"/>
+        </w:tcBorders>
+      </w:tcPr>
+    </w:tblStylePr>
+    <w:tblStylePr w:type="lastCol">
+      <w:rPr>
+        <w:b w:val="1"/>
+      </w:rPr>
+    </w:tblStylePr>
+    <w:tblStylePr w:type="lastRow">
+      <w:rPr>
+        <w:b w:val="1"/>
+      </w:rPr>
+      <w:tcPr>
+        <w:tcBorders>
+          <w:top w:color="666666" w:space="0" w:sz="4" w:val="single"/>
+        </w:tcBorders>
+      </w:tcPr>
+    </w:tblStylePr>
+  </w:style>
+  <w:style w:type="table" w:styleId="Table3">
+    <w:basedOn w:val="TableNormal"/>
+    <w:tblPr>
+      <w:tblStyleRowBandSize w:val="1"/>
+      <w:tblStyleColBandSize w:val="1"/>
+      <w:tblCellMar>
+        <w:top w:w="0.0" w:type="dxa"/>
+        <w:left w:w="108.0" w:type="dxa"/>
+        <w:bottom w:w="0.0" w:type="dxa"/>
+        <w:right w:w="108.0" w:type="dxa"/>
+      </w:tblCellMar>
+    </w:tblPr>
+    <w:tblStylePr w:type="firstCol">
+      <w:rPr>
+        <w:b w:val="1"/>
+      </w:rPr>
+    </w:tblStylePr>
+    <w:tblStylePr w:type="firstRow">
+      <w:rPr>
+        <w:b w:val="1"/>
+      </w:rPr>
+      <w:tcPr>
+        <w:tcBorders>
+          <w:bottom w:color="666666" w:space="0" w:sz="12" w:val="single"/>
+        </w:tcBorders>
+      </w:tcPr>
+    </w:tblStylePr>
+    <w:tblStylePr w:type="lastCol">
+      <w:rPr>
+        <w:b w:val="1"/>
+      </w:rPr>
+    </w:tblStylePr>
+    <w:tblStylePr w:type="lastRow">
+      <w:rPr>
+        <w:b w:val="1"/>
+      </w:rPr>
+      <w:tcPr>
+        <w:tcBorders>
+          <w:top w:color="666666" w:space="0" w:sz="4" w:val="single"/>
+        </w:tcBorders>
+      </w:tcPr>
+    </w:tblStylePr>
+  </w:style>
+  <w:style w:type="table" w:styleId="Table4">
+    <w:basedOn w:val="TableNormal"/>
+    <w:tblPr>
+      <w:tblStyleRowBandSize w:val="1"/>
+      <w:tblStyleColBandSize w:val="1"/>
+      <w:tblCellMar>
+        <w:top w:w="0.0" w:type="dxa"/>
+        <w:left w:w="108.0" w:type="dxa"/>
+        <w:bottom w:w="0.0" w:type="dxa"/>
+        <w:right w:w="108.0" w:type="dxa"/>
+      </w:tblCellMar>
+    </w:tblPr>
+    <w:tblStylePr w:type="firstCol">
+      <w:rPr>
+        <w:b w:val="1"/>
+      </w:rPr>
+    </w:tblStylePr>
+    <w:tblStylePr w:type="firstRow">
+      <w:rPr>
+        <w:b w:val="1"/>
+      </w:rPr>
+      <w:tcPr>
+        <w:tcBorders>
+          <w:bottom w:color="666666" w:space="0" w:sz="12" w:val="single"/>
+        </w:tcBorders>
+      </w:tcPr>
+    </w:tblStylePr>
+    <w:tblStylePr w:type="lastCol">
+      <w:rPr>
+        <w:b w:val="1"/>
+      </w:rPr>
+    </w:tblStylePr>
+    <w:tblStylePr w:type="lastRow">
+      <w:rPr>
+        <w:b w:val="1"/>
+      </w:rPr>
+      <w:tcPr>
+        <w:tcBorders>
+          <w:top w:color="666666" w:space="0" w:sz="4" w:val="single"/>
+        </w:tcBorders>
+      </w:tcPr>
+    </w:tblStylePr>
+  </w:style>
+  <w:style w:type="table" w:styleId="Table5">
+    <w:basedOn w:val="TableNormal"/>
+    <w:tblPr>
+      <w:tblStyleRowBandSize w:val="1"/>
+      <w:tblStyleColBandSize w:val="1"/>
+      <w:tblCellMar>
+        <w:top w:w="0.0" w:type="dxa"/>
+        <w:left w:w="108.0" w:type="dxa"/>
+        <w:bottom w:w="0.0" w:type="dxa"/>
+        <w:right w:w="108.0" w:type="dxa"/>
+      </w:tblCellMar>
+    </w:tblPr>
+    <w:tblStylePr w:type="firstCol">
+      <w:rPr>
+        <w:b w:val="1"/>
+      </w:rPr>
+    </w:tblStylePr>
+    <w:tblStylePr w:type="firstRow">
+      <w:rPr>
+        <w:b w:val="1"/>
+      </w:rPr>
+      <w:tcPr>
+        <w:tcBorders>
+          <w:bottom w:color="666666" w:space="0" w:sz="12" w:val="single"/>
+        </w:tcBorders>
+      </w:tcPr>
+    </w:tblStylePr>
+    <w:tblStylePr w:type="lastCol">
+      <w:rPr>
+        <w:b w:val="1"/>
+      </w:rPr>
+    </w:tblStylePr>
+    <w:tblStylePr w:type="lastRow">
+      <w:rPr>
+        <w:b w:val="1"/>
+      </w:rPr>
+      <w:tcPr>
+        <w:tcBorders>
+          <w:top w:color="666666" w:space="0" w:sz="4" w:val="single"/>
+        </w:tcBorders>
+      </w:tcPr>
+    </w:tblStylePr>
+  </w:style>
+  <w:style w:type="table" w:styleId="Table6">
+    <w:basedOn w:val="TableNormal"/>
+    <w:tblPr>
+      <w:tblStyleRowBandSize w:val="1"/>
+      <w:tblStyleColBandSize w:val="1"/>
+      <w:tblCellMar>
+        <w:top w:w="0.0" w:type="dxa"/>
+        <w:left w:w="108.0" w:type="dxa"/>
+        <w:bottom w:w="0.0" w:type="dxa"/>
+        <w:right w:w="108.0" w:type="dxa"/>
+      </w:tblCellMar>
+    </w:tblPr>
+    <w:tblStylePr w:type="firstCol">
+      <w:rPr>
+        <w:b w:val="1"/>
+      </w:rPr>
+    </w:tblStylePr>
+    <w:tblStylePr w:type="firstRow">
+      <w:rPr>
+        <w:b w:val="1"/>
+      </w:rPr>
+      <w:tcPr>
+        <w:tcBorders>
+          <w:bottom w:color="666666" w:space="0" w:sz="12" w:val="single"/>
+        </w:tcBorders>
+      </w:tcPr>
+    </w:tblStylePr>
+    <w:tblStylePr w:type="lastCol">
+      <w:rPr>
+        <w:b w:val="1"/>
+      </w:rPr>
+    </w:tblStylePr>
+    <w:tblStylePr w:type="lastRow">
+      <w:rPr>
+        <w:b w:val="1"/>
+      </w:rPr>
+      <w:tcPr>
+        <w:tcBorders>
+          <w:top w:color="666666" w:space="0" w:sz="4" w:val="single"/>
+        </w:tcBorders>
+      </w:tcPr>
+    </w:tblStylePr>
+  </w:style>
+  <w:style w:type="table" w:styleId="Table7">
+    <w:basedOn w:val="TableNormal"/>
+    <w:tblPr>
+      <w:tblStyleRowBandSize w:val="1"/>
+      <w:tblStyleColBandSize w:val="1"/>
+      <w:tblCellMar>
+        <w:top w:w="0.0" w:type="dxa"/>
+        <w:left w:w="108.0" w:type="dxa"/>
+        <w:bottom w:w="0.0" w:type="dxa"/>
+        <w:right w:w="108.0" w:type="dxa"/>
+      </w:tblCellMar>
+    </w:tblPr>
+    <w:tblStylePr w:type="firstCol">
+      <w:rPr>
+        <w:b w:val="1"/>
+      </w:rPr>
+    </w:tblStylePr>
+    <w:tblStylePr w:type="firstRow">
+      <w:rPr>
+        <w:b w:val="1"/>
+      </w:rPr>
+      <w:tcPr>
+        <w:tcBorders>
+          <w:bottom w:color="666666" w:space="0" w:sz="12" w:val="single"/>
+        </w:tcBorders>
+      </w:tcPr>
+    </w:tblStylePr>
+    <w:tblStylePr w:type="lastCol">
+      <w:rPr>
+        <w:b w:val="1"/>
+      </w:rPr>
+    </w:tblStylePr>
+    <w:tblStylePr w:type="lastRow">
+      <w:rPr>
+        <w:b w:val="1"/>
+      </w:rPr>
+      <w:tcPr>
+        <w:tcBorders>
+          <w:top w:color="666666" w:space="0" w:sz="4" w:val="single"/>
+        </w:tcBorders>
+      </w:tcPr>
+    </w:tblStylePr>
+  </w:style>
+  <w:style w:type="table" w:styleId="Table8">
+    <w:basedOn w:val="TableNormal"/>
+    <w:tblPr>
+      <w:tblStyleRowBandSize w:val="1"/>
+      <w:tblStyleColBandSize w:val="1"/>
+      <w:tblCellMar>
+        <w:top w:w="0.0" w:type="dxa"/>
+        <w:left w:w="108.0" w:type="dxa"/>
+        <w:bottom w:w="0.0" w:type="dxa"/>
+        <w:right w:w="108.0" w:type="dxa"/>
+      </w:tblCellMar>
+    </w:tblPr>
+    <w:tblStylePr w:type="firstCol">
+      <w:rPr>
+        <w:b w:val="1"/>
+      </w:rPr>
+    </w:tblStylePr>
+    <w:tblStylePr w:type="firstRow">
+      <w:rPr>
+        <w:b w:val="1"/>
+      </w:rPr>
+      <w:tcPr>
+        <w:tcBorders>
+          <w:bottom w:color="666666" w:space="0" w:sz="12" w:val="single"/>
+        </w:tcBorders>
+      </w:tcPr>
+    </w:tblStylePr>
+    <w:tblStylePr w:type="lastCol">
+      <w:rPr>
+        <w:b w:val="1"/>
+      </w:rPr>
+    </w:tblStylePr>
+    <w:tblStylePr w:type="lastRow">
+      <w:rPr>
+        <w:b w:val="1"/>
+      </w:rPr>
+      <w:tcPr>
+        <w:tcBorders>
+          <w:top w:color="666666" w:space="0" w:sz="4" w:val="single"/>
+        </w:tcBorders>
+      </w:tcPr>
     </w:tblStylePr>
   </w:style>
   <w:style w:type="paragraph" w:styleId="Subtitle">
@@ -4777,7 +5397,7 @@
 
 <file path=customXML/item1.xml><?xml version="1.0" encoding="utf-8"?>
 <go:gDocsCustomXmlDataStorage xmlns:go="http://customooxmlschemas.google.com/" xmlns:r="http://schemas.openxmlformats.org/officeDocument/2006/relationships" uri="GoogleDocsCustomDataVersion2">
-  <go:docsCustomData xmlns:go="http://customooxmlschemas.google.com/" roundtripDataSignature="AMtx7mjiuT+Jd+ufbtp7kCP59BpebbGNXA==">CgMxLjA4AHIhMWxEbVlxbnVidjZqUHdNUmV3cHZJSW9sRU8xOEE5LXFk</go:docsCustomData>
+  <go:docsCustomData xmlns:go="http://customooxmlschemas.google.com/" roundtripDataSignature="AMtx7mh1dQNur9/e1uHqSg1zh3FtzHCyow==">CgMxLjA4AHIhMTJDbFNBU0lBNjJTRzBFaWliYkJ1NmxqVFMweUYxU001</go:docsCustomData>
 </go:gDocsCustomXmlDataStorage>
 </file>
 
